--- a/diagrams/1-analysis/functional/Module1-QLTaikhoan&HoSo/UC102/Đặc tả UC102b-Đăng xuất.docx
+++ b/diagrams/1-analysis/functional/Module1-QLTaikhoan&HoSo/UC102/Đặc tả UC102b-Đăng xuất.docx
@@ -6,6 +6,7 @@
       <w:pPr>
         <w:pStyle w:val="Heading1"/>
       </w:pPr>
+      <w:bookmarkStart w:id="0" w:name="_GoBack"/>
     </w:p>
     <w:tbl>
       <w:tblPr>
@@ -77,8 +78,6 @@
             <w:r>
               <w:t>1</w:t>
             </w:r>
-            <w:bookmarkStart w:id="0" w:name="_GoBack"/>
-            <w:bookmarkEnd w:id="0"/>
             <w:r>
               <w:t>02b</w:t>
             </w:r>
@@ -199,6 +198,43 @@
                 <w:b/>
               </w:rPr>
               <w:t xml:space="preserve"> </w:t>
+            </w:r>
+          </w:p>
+          <w:p>
+            <w:pPr>
+              <w:spacing w:after="0"/>
+            </w:pPr>
+            <w:r>
+              <w:t>- Người dùng:</w:t>
+            </w:r>
+            <w:r>
+              <w:rPr>
+                <w:b/>
+              </w:rPr>
+              <w:t xml:space="preserve"> </w:t>
+            </w:r>
+            <w:r>
+              <w:t>Muốn kết thúc phiên làm việc an toàn để tránh bị người khác sử dụng trái phép tài khoản trên cùng thiết bị.</w:t>
+            </w:r>
+          </w:p>
+          <w:p>
+            <w:pPr>
+              <w:spacing w:after="0"/>
+              <w:rPr>
+                <w:b/>
+              </w:rPr>
+            </w:pPr>
+            <w:r>
+              <w:t>- Hệ thống</w:t>
+            </w:r>
+            <w:r>
+              <w:rPr>
+                <w:b/>
+              </w:rPr>
+              <w:t xml:space="preserve">: </w:t>
+            </w:r>
+            <w:r>
+              <w:t>Giải phóng tài nguyên bộ nhớ (session/token) và đảm bảo tính bảo mật.</w:t>
             </w:r>
           </w:p>
         </w:tc>
@@ -390,7 +426,10 @@
               <w:spacing w:after="0"/>
             </w:pPr>
             <w:r>
-              <w:t>2. Hệ thống xác nhận yêu cầu và thực hiện hủy phiên làm việc (clear session/token)</w:t>
+              <w:t xml:space="preserve">2. </w:t>
+            </w:r>
+            <w:r>
+              <w:t>Hệ thống tiếp nhận yêu cầu và gửi lệnh hủy định danh đến Server.</w:t>
             </w:r>
           </w:p>
           <w:p>
@@ -398,7 +437,55 @@
               <w:spacing w:after="0"/>
             </w:pPr>
             <w:r>
-              <w:t>3. Hệ thống hiển thị thông báo đăng xuất thành công</w:t>
+              <w:t xml:space="preserve">3. </w:t>
+            </w:r>
+            <w:r>
+              <w:t>Hệ thống thực hiện xóa bỏ phiên làm việc (Clear Session/Token) tại máy chủ và bộ nhớ trình duyệt.</w:t>
+            </w:r>
+          </w:p>
+          <w:p>
+            <w:pPr>
+              <w:spacing w:after="0"/>
+            </w:pPr>
+            <w:r>
+              <w:t>4</w:t>
+            </w:r>
+            <w:r>
+              <w:t>. Hệ thống hiển thị thông báo đăng xuất thành công</w:t>
+            </w:r>
+          </w:p>
+          <w:p>
+            <w:pPr>
+              <w:spacing w:after="0"/>
+            </w:pPr>
+            <w:r>
+              <w:t>5</w:t>
+            </w:r>
+            <w:r>
+              <w:t xml:space="preserve">. </w:t>
+            </w:r>
+            <w:r>
+              <w:t xml:space="preserve">Hệ thống tự động chuyển hướng người dùng về </w:t>
+            </w:r>
+            <w:r>
+              <w:rPr>
+                <w:b/>
+                <w:bCs/>
+              </w:rPr>
+              <w:t>Trang chủ</w:t>
+            </w:r>
+            <w:r>
+              <w:t xml:space="preserve"> hoặc </w:t>
+            </w:r>
+            <w:r>
+              <w:rPr>
+                <w:b/>
+                <w:bCs/>
+              </w:rPr>
+              <w:t>Trang đăng nhập</w:t>
+            </w:r>
+            <w:r>
+              <w:t>.</w:t>
             </w:r>
           </w:p>
           <w:p>
@@ -409,7 +496,10 @@
               </w:rPr>
             </w:pPr>
             <w:r>
-              <w:t>4. Hệ thống chuyển hướng người dùng về trang chủ hoặc trang đăng nhập</w:t>
+              <w:t xml:space="preserve">6. </w:t>
+            </w:r>
+            <w:r>
+              <w:t>Ca sử dụng kết thúc.</w:t>
             </w:r>
           </w:p>
         </w:tc>
@@ -479,13 +569,77 @@
           <w:p>
             <w:pPr>
               <w:spacing w:after="0"/>
+            </w:pPr>
+            <w:r>
+              <w:t>2a. Lỗi kết nối mạng</w:t>
+            </w:r>
+            <w:r>
+              <w:rPr>
+                <w:b/>
+              </w:rPr>
+              <w:t xml:space="preserve">: </w:t>
+            </w:r>
+            <w:r>
+              <w:t>Hệ thống không thể gửi yêu cầu hủy token lên server.</w:t>
+            </w:r>
+          </w:p>
+          <w:p>
+            <w:pPr>
+              <w:pStyle w:val="ListParagraph"/>
+              <w:numPr>
+                <w:ilvl w:val="0"/>
+                <w:numId w:val="12"/>
+              </w:numPr>
+              <w:spacing w:after="0"/>
+            </w:pPr>
+            <w:r>
+              <w:rPr>
+                <w:i/>
+                <w:iCs/>
+              </w:rPr>
+              <w:t>Xử lý:</w:t>
+            </w:r>
+            <w:r>
+              <w:t xml:space="preserve"> Hệ thống thực hiện xóa token tại local (trình duyệt) và thông báo người dùng phiên làm việc đã kết thúc, yêu cầu đăng nhập lại sau khi có mạng.</w:t>
+            </w:r>
+          </w:p>
+          <w:p>
+            <w:pPr>
+              <w:spacing w:after="0"/>
+            </w:pPr>
+            <w:r>
+              <w:t xml:space="preserve">3a. </w:t>
+            </w:r>
+            <w:r>
+              <w:t>Người dùng nhấn nút Back (Quay lại) sau khi đăng xuất</w:t>
+            </w:r>
+          </w:p>
+          <w:p>
+            <w:pPr>
+              <w:pStyle w:val="ListParagraph"/>
+              <w:numPr>
+                <w:ilvl w:val="0"/>
+                <w:numId w:val="12"/>
+              </w:numPr>
+              <w:spacing w:after="0"/>
               <w:rPr>
                 <w:b/>
               </w:rPr>
             </w:pPr>
+            <w:r>
+              <w:rPr>
+                <w:i/>
+                <w:iCs/>
+              </w:rPr>
+              <w:t>Xử lý:</w:t>
+            </w:r>
+            <w:r>
+              <w:t xml:space="preserve"> Hệ thống kiểm tra trạng thái session, nếu đã đăng xuất, hệ thống ngăn chặn truy cập vào các trang yêu cầu quyền và yêu cầu đăng nhập lại.</w:t>
+            </w:r>
           </w:p>
         </w:tc>
       </w:tr>
+      <w:bookmarkEnd w:id="0"/>
     </w:tbl>
     <w:p>
       <w:pPr>
@@ -678,6 +832,232 @@
     </w:lvl>
   </w:abstractNum>
   <w:abstractNum w:abstractNumId="9" w15:restartNumberingAfterBreak="0">
+    <w:nsid w:val="003C19FE"/>
+    <w:multiLevelType w:val="hybridMultilevel"/>
+    <w:tmpl w:val="23FE148E"/>
+    <w:lvl w:ilvl="0" w:tplc="33860BC0">
+      <w:numFmt w:val="bullet"/>
+      <w:lvlText w:val="-"/>
+      <w:lvlJc w:val="left"/>
+      <w:pPr>
+        <w:ind w:left="720" w:hanging="360"/>
+      </w:pPr>
+      <w:rPr>
+        <w:rFonts w:ascii="Cambria" w:eastAsiaTheme="minorEastAsia" w:hAnsi="Cambria" w:cstheme="minorBidi" w:hint="default"/>
+        <w:b w:val="0"/>
+      </w:rPr>
+    </w:lvl>
+    <w:lvl w:ilvl="1" w:tplc="04090003" w:tentative="1">
+      <w:start w:val="1"/>
+      <w:numFmt w:val="bullet"/>
+      <w:lvlText w:val="o"/>
+      <w:lvlJc w:val="left"/>
+      <w:pPr>
+        <w:ind w:left="1440" w:hanging="360"/>
+      </w:pPr>
+      <w:rPr>
+        <w:rFonts w:ascii="Courier New" w:hAnsi="Courier New" w:cs="Courier New" w:hint="default"/>
+      </w:rPr>
+    </w:lvl>
+    <w:lvl w:ilvl="2" w:tplc="04090005" w:tentative="1">
+      <w:start w:val="1"/>
+      <w:numFmt w:val="bullet"/>
+      <w:lvlText w:val=""/>
+      <w:lvlJc w:val="left"/>
+      <w:pPr>
+        <w:ind w:left="2160" w:hanging="360"/>
+      </w:pPr>
+      <w:rPr>
+        <w:rFonts w:ascii="Wingdings" w:hAnsi="Wingdings" w:hint="default"/>
+      </w:rPr>
+    </w:lvl>
+    <w:lvl w:ilvl="3" w:tplc="04090001" w:tentative="1">
+      <w:start w:val="1"/>
+      <w:numFmt w:val="bullet"/>
+      <w:lvlText w:val=""/>
+      <w:lvlJc w:val="left"/>
+      <w:pPr>
+        <w:ind w:left="2880" w:hanging="360"/>
+      </w:pPr>
+      <w:rPr>
+        <w:rFonts w:ascii="Symbol" w:hAnsi="Symbol" w:hint="default"/>
+      </w:rPr>
+    </w:lvl>
+    <w:lvl w:ilvl="4" w:tplc="04090003" w:tentative="1">
+      <w:start w:val="1"/>
+      <w:numFmt w:val="bullet"/>
+      <w:lvlText w:val="o"/>
+      <w:lvlJc w:val="left"/>
+      <w:pPr>
+        <w:ind w:left="3600" w:hanging="360"/>
+      </w:pPr>
+      <w:rPr>
+        <w:rFonts w:ascii="Courier New" w:hAnsi="Courier New" w:cs="Courier New" w:hint="default"/>
+      </w:rPr>
+    </w:lvl>
+    <w:lvl w:ilvl="5" w:tplc="04090005" w:tentative="1">
+      <w:start w:val="1"/>
+      <w:numFmt w:val="bullet"/>
+      <w:lvlText w:val=""/>
+      <w:lvlJc w:val="left"/>
+      <w:pPr>
+        <w:ind w:left="4320" w:hanging="360"/>
+      </w:pPr>
+      <w:rPr>
+        <w:rFonts w:ascii="Wingdings" w:hAnsi="Wingdings" w:hint="default"/>
+      </w:rPr>
+    </w:lvl>
+    <w:lvl w:ilvl="6" w:tplc="04090001" w:tentative="1">
+      <w:start w:val="1"/>
+      <w:numFmt w:val="bullet"/>
+      <w:lvlText w:val=""/>
+      <w:lvlJc w:val="left"/>
+      <w:pPr>
+        <w:ind w:left="5040" w:hanging="360"/>
+      </w:pPr>
+      <w:rPr>
+        <w:rFonts w:ascii="Symbol" w:hAnsi="Symbol" w:hint="default"/>
+      </w:rPr>
+    </w:lvl>
+    <w:lvl w:ilvl="7" w:tplc="04090003" w:tentative="1">
+      <w:start w:val="1"/>
+      <w:numFmt w:val="bullet"/>
+      <w:lvlText w:val="o"/>
+      <w:lvlJc w:val="left"/>
+      <w:pPr>
+        <w:ind w:left="5760" w:hanging="360"/>
+      </w:pPr>
+      <w:rPr>
+        <w:rFonts w:ascii="Courier New" w:hAnsi="Courier New" w:cs="Courier New" w:hint="default"/>
+      </w:rPr>
+    </w:lvl>
+    <w:lvl w:ilvl="8" w:tplc="04090005" w:tentative="1">
+      <w:start w:val="1"/>
+      <w:numFmt w:val="bullet"/>
+      <w:lvlText w:val=""/>
+      <w:lvlJc w:val="left"/>
+      <w:pPr>
+        <w:ind w:left="6480" w:hanging="360"/>
+      </w:pPr>
+      <w:rPr>
+        <w:rFonts w:ascii="Wingdings" w:hAnsi="Wingdings" w:hint="default"/>
+      </w:rPr>
+    </w:lvl>
+  </w:abstractNum>
+  <w:abstractNum w:abstractNumId="10" w15:restartNumberingAfterBreak="0">
+    <w:nsid w:val="1CE41137"/>
+    <w:multiLevelType w:val="hybridMultilevel"/>
+    <w:tmpl w:val="07A4998C"/>
+    <w:lvl w:ilvl="0" w:tplc="33860BC0">
+      <w:numFmt w:val="bullet"/>
+      <w:lvlText w:val="-"/>
+      <w:lvlJc w:val="left"/>
+      <w:pPr>
+        <w:ind w:left="720" w:hanging="360"/>
+      </w:pPr>
+      <w:rPr>
+        <w:rFonts w:ascii="Cambria" w:eastAsiaTheme="minorEastAsia" w:hAnsi="Cambria" w:cstheme="minorBidi" w:hint="default"/>
+        <w:b w:val="0"/>
+      </w:rPr>
+    </w:lvl>
+    <w:lvl w:ilvl="1" w:tplc="04090003" w:tentative="1">
+      <w:start w:val="1"/>
+      <w:numFmt w:val="bullet"/>
+      <w:lvlText w:val="o"/>
+      <w:lvlJc w:val="left"/>
+      <w:pPr>
+        <w:ind w:left="1440" w:hanging="360"/>
+      </w:pPr>
+      <w:rPr>
+        <w:rFonts w:ascii="Courier New" w:hAnsi="Courier New" w:cs="Courier New" w:hint="default"/>
+      </w:rPr>
+    </w:lvl>
+    <w:lvl w:ilvl="2" w:tplc="04090005" w:tentative="1">
+      <w:start w:val="1"/>
+      <w:numFmt w:val="bullet"/>
+      <w:lvlText w:val=""/>
+      <w:lvlJc w:val="left"/>
+      <w:pPr>
+        <w:ind w:left="2160" w:hanging="360"/>
+      </w:pPr>
+      <w:rPr>
+        <w:rFonts w:ascii="Wingdings" w:hAnsi="Wingdings" w:hint="default"/>
+      </w:rPr>
+    </w:lvl>
+    <w:lvl w:ilvl="3" w:tplc="04090001" w:tentative="1">
+      <w:start w:val="1"/>
+      <w:numFmt w:val="bullet"/>
+      <w:lvlText w:val=""/>
+      <w:lvlJc w:val="left"/>
+      <w:pPr>
+        <w:ind w:left="2880" w:hanging="360"/>
+      </w:pPr>
+      <w:rPr>
+        <w:rFonts w:ascii="Symbol" w:hAnsi="Symbol" w:hint="default"/>
+      </w:rPr>
+    </w:lvl>
+    <w:lvl w:ilvl="4" w:tplc="04090003" w:tentative="1">
+      <w:start w:val="1"/>
+      <w:numFmt w:val="bullet"/>
+      <w:lvlText w:val="o"/>
+      <w:lvlJc w:val="left"/>
+      <w:pPr>
+        <w:ind w:left="3600" w:hanging="360"/>
+      </w:pPr>
+      <w:rPr>
+        <w:rFonts w:ascii="Courier New" w:hAnsi="Courier New" w:cs="Courier New" w:hint="default"/>
+      </w:rPr>
+    </w:lvl>
+    <w:lvl w:ilvl="5" w:tplc="04090005" w:tentative="1">
+      <w:start w:val="1"/>
+      <w:numFmt w:val="bullet"/>
+      <w:lvlText w:val=""/>
+      <w:lvlJc w:val="left"/>
+      <w:pPr>
+        <w:ind w:left="4320" w:hanging="360"/>
+      </w:pPr>
+      <w:rPr>
+        <w:rFonts w:ascii="Wingdings" w:hAnsi="Wingdings" w:hint="default"/>
+      </w:rPr>
+    </w:lvl>
+    <w:lvl w:ilvl="6" w:tplc="04090001" w:tentative="1">
+      <w:start w:val="1"/>
+      <w:numFmt w:val="bullet"/>
+      <w:lvlText w:val=""/>
+      <w:lvlJc w:val="left"/>
+      <w:pPr>
+        <w:ind w:left="5040" w:hanging="360"/>
+      </w:pPr>
+      <w:rPr>
+        <w:rFonts w:ascii="Symbol" w:hAnsi="Symbol" w:hint="default"/>
+      </w:rPr>
+    </w:lvl>
+    <w:lvl w:ilvl="7" w:tplc="04090003" w:tentative="1">
+      <w:start w:val="1"/>
+      <w:numFmt w:val="bullet"/>
+      <w:lvlText w:val="o"/>
+      <w:lvlJc w:val="left"/>
+      <w:pPr>
+        <w:ind w:left="5760" w:hanging="360"/>
+      </w:pPr>
+      <w:rPr>
+        <w:rFonts w:ascii="Courier New" w:hAnsi="Courier New" w:cs="Courier New" w:hint="default"/>
+      </w:rPr>
+    </w:lvl>
+    <w:lvl w:ilvl="8" w:tplc="04090005" w:tentative="1">
+      <w:start w:val="1"/>
+      <w:numFmt w:val="bullet"/>
+      <w:lvlText w:val=""/>
+      <w:lvlJc w:val="left"/>
+      <w:pPr>
+        <w:ind w:left="6480" w:hanging="360"/>
+      </w:pPr>
+      <w:rPr>
+        <w:rFonts w:ascii="Wingdings" w:hAnsi="Wingdings" w:hint="default"/>
+      </w:rPr>
+    </w:lvl>
+  </w:abstractNum>
+  <w:abstractNum w:abstractNumId="11" w15:restartNumberingAfterBreak="0">
     <w:nsid w:val="54725FC4"/>
     <w:multiLevelType w:val="hybridMultilevel"/>
     <w:tmpl w:val="D5107280"/>
@@ -794,7 +1174,13 @@
     <w:abstractNumId w:val="0"/>
   </w:num>
   <w:num w:numId="10">
+    <w:abstractNumId w:val="11"/>
+  </w:num>
+  <w:num w:numId="11">
     <w:abstractNumId w:val="9"/>
+  </w:num>
+  <w:num w:numId="12">
+    <w:abstractNumId w:val="10"/>
   </w:num>
 </w:numbering>
 </file>
@@ -12502,7 +12888,7 @@
 </file>
 
 <file path=customXml/itemProps1.xml><?xml version="1.0" encoding="utf-8"?>
-<ds:datastoreItem xmlns:ds="http://schemas.openxmlformats.org/officeDocument/2006/customXml" ds:itemID="{2693AA14-5188-4C4F-8CF8-9354B01ECAC0}">
+<ds:datastoreItem xmlns:ds="http://schemas.openxmlformats.org/officeDocument/2006/customXml" ds:itemID="{DC8D1EE5-36F7-4D26-81A7-1D84483FE36E}">
   <ds:schemaRefs>
     <ds:schemaRef ds:uri="http://schemas.openxmlformats.org/officeDocument/2006/bibliography"/>
   </ds:schemaRefs>
